--- a/public/templates-clean/fortunei/4. Contract prestare servicii.docx
+++ b/public/templates-clean/fortunei/4. Contract prestare servicii.docx
@@ -63,7 +63,7 @@
           <w:b/>
           <w:bCs/>
         </w:rPr>
-        <w:t xml:space="preserve"> </w:t>
+        <w:t xml:space="preserve"/>
       </w:r>
       <w:proofErr w:type="gramStart"/>
       <w:r>
@@ -81,7 +81,7 @@
           <w:b/>
           <w:bCs/>
         </w:rPr>
-        <w:t xml:space="preserve"> </w:t>
+        <w:t xml:space="preserve"/>
       </w:r>
       <w:r>
         <w:rPr>
@@ -233,7 +233,7 @@
         <w:rPr>
           <w:rFonts w:ascii="Times New Roman" w:eastAsia="Times New Roman" w:hAnsi="Times New Roman" w:cs="Times New Roman"/>
         </w:rPr>
-        <w:t>în</w:t>
+        <w:t/>
       </w:r>
       <w:proofErr w:type="spellEnd"/>
       <w:r>
@@ -659,7 +659,7 @@
         <w:rPr>
           <w:rFonts w:ascii="Times New Roman" w:eastAsia="Times New Roman" w:hAnsi="Times New Roman" w:cs="Times New Roman"/>
         </w:rPr>
-        <w:t>către</w:t>
+        <w:t/>
       </w:r>
       <w:proofErr w:type="spellEnd"/>
       <w:r>
@@ -673,7 +673,7 @@
         <w:rPr>
           <w:rFonts w:ascii="Times New Roman" w:eastAsia="Times New Roman" w:hAnsi="Times New Roman" w:cs="Times New Roman"/>
         </w:rPr>
-        <w:t>domiciliul</w:t>
+        <w:t/>
       </w:r>
       <w:proofErr w:type="spellEnd"/>
       <w:r>
@@ -701,7 +701,7 @@
         <w:rPr>
           <w:rFonts w:ascii="Times New Roman" w:eastAsia="Times New Roman" w:hAnsi="Times New Roman" w:cs="Times New Roman"/>
         </w:rPr>
-        <w:t>România</w:t>
+        <w:t/>
       </w:r>
       <w:proofErr w:type="spellEnd"/>
       <w:r>
@@ -906,7 +906,7 @@
           <w:b/>
           <w:bCs/>
         </w:rPr>
-        <w:t>FLOREA DOINA-</w:t>
+        <w:t>{APARTINATOR_NUME}</w:t>
       </w:r>
       <w:proofErr w:type="gramStart"/>
       <w:r>
@@ -915,7 +915,7 @@
           <w:b/>
           <w:bCs/>
         </w:rPr>
-        <w:t>MARIA</w:t>
+        <w:t/>
       </w:r>
       <w:r>
         <w:rPr>
@@ -928,7 +928,7 @@
         <w:rPr>
           <w:rFonts w:ascii="Times New Roman" w:eastAsia="Times New Roman" w:hAnsi="Times New Roman" w:cs="Times New Roman"/>
         </w:rPr>
-        <w:t xml:space="preserve"> {APARTINATOR_CNP}, CI seria {APARTINATOR_CI_SERIE} NR 037720, </w:t>
+        <w:t xml:space="preserve"> {APARTINATOR_CNP}, CI seria {APARTINATOR_CI_SERIE} nr. {APARTINATOR_CI_NUMAR}, </w:t>
       </w:r>
       <w:proofErr w:type="spellStart"/>
       <w:r>
@@ -956,7 +956,7 @@
         <w:rPr>
           <w:rFonts w:ascii="Times New Roman" w:eastAsia="Times New Roman" w:hAnsi="Times New Roman" w:cs="Times New Roman"/>
         </w:rPr>
-        <w:t xml:space="preserve"> la data de {APARTINATOR_CI_DATA},  de </w:t>
+        <w:t xml:space="preserve"> la data de {APARTINATOR_CI_DATA},  de către  {APARTINATOR_CI_ELIBERAT_DE}, cu domiciliul în România, {APARTINATOR_ADRESA}</w:t>
       </w:r>
       <w:proofErr w:type="spellStart"/>
       <w:r>
@@ -970,7 +970,7 @@
         <w:rPr>
           <w:rFonts w:ascii="Times New Roman" w:eastAsia="Times New Roman" w:hAnsi="Times New Roman" w:cs="Times New Roman"/>
         </w:rPr>
-        <w:t xml:space="preserve">  {BENEFICIAR_CI_ELIBERAT_DE}, cu </w:t>
+        <w:t xml:space="preserve"/>
       </w:r>
       <w:proofErr w:type="spellStart"/>
       <w:r>
@@ -1012,7 +1012,7 @@
         <w:rPr>
           <w:rFonts w:ascii="Times New Roman" w:eastAsia="Times New Roman" w:hAnsi="Times New Roman" w:cs="Times New Roman"/>
         </w:rPr>
-        <w:t xml:space="preserve">, {APARTINATOR_ADRESA}</w:t>
+        <w:t xml:space="preserve"/>
       </w:r>
       <w:proofErr w:type="spellStart"/>
       <w:r>
@@ -16000,7 +16000,7 @@
           <w:b/>
           <w:bCs/>
         </w:rPr>
-        <w:t>07.0</w:t>
+        <w:t>{DATA_CONTRACT}</w:t>
       </w:r>
       <w:r>
         <w:rPr>
@@ -16008,7 +16008,7 @@
           <w:b/>
           <w:bCs/>
         </w:rPr>
-        <w:t>6</w:t>
+        <w:t/>
       </w:r>
       <w:r>
         <w:rPr>
@@ -16016,7 +16016,7 @@
           <w:b/>
           <w:bCs/>
         </w:rPr>
-        <w:t>.2026</w:t>
+        <w:t/>
       </w:r>
       <w:r>
         <w:rPr>
@@ -21706,7 +21706,7 @@
         <w:rPr>
           <w:rFonts w:ascii="Times New Roman" w:eastAsia="Times New Roman" w:hAnsi="Times New Roman" w:cs="Times New Roman"/>
         </w:rPr>
-        <w:t>6</w:t>
+        <w:t/>
       </w:r>
       <w:r>
         <w:rPr>
@@ -22470,7 +22470,7 @@
           <w:b/>
           <w:bCs/>
         </w:rPr>
-        <w:t>07.0</w:t>
+        <w:t>{DATA_CONTRACT}</w:t>
       </w:r>
       <w:r>
         <w:rPr>
@@ -22478,7 +22478,7 @@
           <w:b/>
           <w:bCs/>
         </w:rPr>
-        <w:t>2</w:t>
+        <w:t/>
       </w:r>
       <w:r>
         <w:rPr>
@@ -22486,7 +22486,7 @@
           <w:b/>
           <w:bCs/>
         </w:rPr>
-        <w:t>.202</w:t>
+        <w:t/>
       </w:r>
       <w:r>
         <w:rPr>

--- a/public/templates-clean/fortunei/4. Contract prestare servicii.docx
+++ b/public/templates-clean/fortunei/4. Contract prestare servicii.docx
@@ -22492,7 +22492,7 @@
         <w:rPr>
           <w:rFonts w:ascii="Times New Roman" w:eastAsia="Times New Roman" w:hAnsi="Times New Roman" w:cs="Times New Roman"/>
         </w:rPr>
-        <w:t>6</w:t>
+        <w:t/>
       </w:r>
       <w:proofErr w:type="gramStart"/>
       <w:r>
